--- a/MIS3371-Business-Rules.docx
+++ b/MIS3371-Business-Rules.docx
@@ -22,8 +22,20 @@
           <w:szCs w:val="56"/>
           <w:u w:val="single"/>
         </w:rPr>
-        <w:t>Requirements and states:</w:t>
-      </w:r>
+        <w:t>Business Rules and States</w:t>
+      </w:r>
+    </w:p>
+    <w:p>
+      <w:pPr>
+        <w:rPr>
+          <w:rFonts w:ascii="Times New Roman" w:hAnsi="Times New Roman" w:cs="Times New Roman"/>
+          <w:b/>
+          <w:bCs/>
+          <w:sz w:val="28"/>
+          <w:szCs w:val="28"/>
+          <w:u w:val="single"/>
+        </w:rPr>
+      </w:pPr>
     </w:p>
     <w:p>
       <w:r>
@@ -45,11 +57,9 @@
       <w:r>
         <w:t> </w:t>
       </w:r>
-      <w:proofErr w:type="gramStart"/>
-      <w:r>
-        <w:t>Account</w:t>
-      </w:r>
-      <w:proofErr w:type="gramEnd"/>
+      <w:r>
+        <w:t>Accounts</w:t>
+      </w:r>
       <w:r>
         <w:t xml:space="preserve"> must be valid before receiving rewards </w:t>
       </w:r>
@@ -233,11 +243,9 @@
       <w:r>
         <w:t xml:space="preserve"> – the customer has submitted </w:t>
       </w:r>
-      <w:proofErr w:type="gramStart"/>
-      <w:r>
-        <w:t>payment</w:t>
-      </w:r>
-      <w:proofErr w:type="gramEnd"/>
+      <w:r>
+        <w:t>payment,</w:t>
+      </w:r>
       <w:r>
         <w:t xml:space="preserve"> and the system is processing it. </w:t>
       </w:r>
@@ -301,12 +309,6 @@
         <w:t> </w:t>
       </w:r>
     </w:p>
-    <w:p>
-      <w:r>
-        <w:t> </w:t>
-      </w:r>
-    </w:p>
-    <w:p/>
     <w:sectPr>
       <w:pgSz w:w="12240" w:h="15840"/>
       <w:pgMar w:top="1440" w:right="1440" w:bottom="1440" w:left="1440" w:header="720" w:footer="720" w:gutter="0"/>
@@ -2317,6 +2319,7 @@
   <w:style w:type="character" w:default="1" w:styleId="DefaultParagraphFont">
     <w:name w:val="Default Paragraph Font"/>
     <w:uiPriority w:val="1"/>
+    <w:semiHidden/>
     <w:unhideWhenUsed/>
   </w:style>
   <w:style w:type="table" w:default="1" w:styleId="TableNormal">
@@ -2946,4 +2949,213 @@
     </a:ext>
   </a:extLst>
 </a:theme>
+</file>
+
+<file path=customXml/item1.xml><?xml version="1.0" encoding="utf-8"?>
+<ct:contentTypeSchema xmlns:ct="http://schemas.microsoft.com/office/2006/metadata/contentType" xmlns:ma="http://schemas.microsoft.com/office/2006/metadata/properties/metaAttributes" ct:_="" ma:_="" ma:contentTypeName="Document" ma:contentTypeID="0x010100112A4F20A68A3245B38AC9ED5E9EDED5" ma:contentTypeVersion="6" ma:contentTypeDescription="Create a new document." ma:contentTypeScope="" ma:versionID="bd3f642476fc6b4e2c845a5635fc7edb">
+  <xsd:schema xmlns:xsd="http://www.w3.org/2001/XMLSchema" xmlns:xs="http://www.w3.org/2001/XMLSchema" xmlns:p="http://schemas.microsoft.com/office/2006/metadata/properties" xmlns:ns3="68107622-43a1-49c8-a214-d129ef5e3b8c" targetNamespace="http://schemas.microsoft.com/office/2006/metadata/properties" ma:root="true" ma:fieldsID="54157aad579c88213110e0868dfe51dd" ns3:_="">
+    <xsd:import namespace="68107622-43a1-49c8-a214-d129ef5e3b8c"/>
+    <xsd:element name="properties">
+      <xsd:complexType>
+        <xsd:sequence>
+          <xsd:element name="documentManagement">
+            <xsd:complexType>
+              <xsd:all>
+                <xsd:element ref="ns3:MediaServiceDateTaken" minOccurs="0"/>
+                <xsd:element ref="ns3:MediaServiceMetadata" minOccurs="0"/>
+                <xsd:element ref="ns3:MediaServiceFastMetadata" minOccurs="0"/>
+                <xsd:element ref="ns3:MediaServiceSearchProperties" minOccurs="0"/>
+                <xsd:element ref="ns3:MediaServiceObjectDetectorVersions" minOccurs="0"/>
+                <xsd:element ref="ns3:_activity" minOccurs="0"/>
+              </xsd:all>
+            </xsd:complexType>
+          </xsd:element>
+        </xsd:sequence>
+      </xsd:complexType>
+    </xsd:element>
+  </xsd:schema>
+  <xsd:schema xmlns:xsd="http://www.w3.org/2001/XMLSchema" xmlns:xs="http://www.w3.org/2001/XMLSchema" xmlns:dms="http://schemas.microsoft.com/office/2006/documentManagement/types" xmlns:pc="http://schemas.microsoft.com/office/infopath/2007/PartnerControls" targetNamespace="68107622-43a1-49c8-a214-d129ef5e3b8c" elementFormDefault="qualified">
+    <xsd:import namespace="http://schemas.microsoft.com/office/2006/documentManagement/types"/>
+    <xsd:import namespace="http://schemas.microsoft.com/office/infopath/2007/PartnerControls"/>
+    <xsd:element name="MediaServiceDateTaken" ma:index="8" nillable="true" ma:displayName="MediaServiceDateTaken" ma:hidden="true" ma:indexed="true" ma:internalName="MediaServiceDateTaken" ma:readOnly="true">
+      <xsd:simpleType>
+        <xsd:restriction base="dms:Text"/>
+      </xsd:simpleType>
+    </xsd:element>
+    <xsd:element name="MediaServiceMetadata" ma:index="9" nillable="true" ma:displayName="MediaServiceMetadata" ma:hidden="true" ma:internalName="MediaServiceMetadata" ma:readOnly="true">
+      <xsd:simpleType>
+        <xsd:restriction base="dms:Note"/>
+      </xsd:simpleType>
+    </xsd:element>
+    <xsd:element name="MediaServiceFastMetadata" ma:index="10" nillable="true" ma:displayName="MediaServiceFastMetadata" ma:hidden="true" ma:internalName="MediaServiceFastMetadata" ma:readOnly="true">
+      <xsd:simpleType>
+        <xsd:restriction base="dms:Note"/>
+      </xsd:simpleType>
+    </xsd:element>
+    <xsd:element name="MediaServiceSearchProperties" ma:index="11" nillable="true" ma:displayName="MediaServiceSearchProperties" ma:hidden="true" ma:internalName="MediaServiceSearchProperties" ma:readOnly="true">
+      <xsd:simpleType>
+        <xsd:restriction base="dms:Note"/>
+      </xsd:simpleType>
+    </xsd:element>
+    <xsd:element name="MediaServiceObjectDetectorVersions" ma:index="12" nillable="true" ma:displayName="MediaServiceObjectDetectorVersions" ma:hidden="true" ma:indexed="true" ma:internalName="MediaServiceObjectDetectorVersions" ma:readOnly="true">
+      <xsd:simpleType>
+        <xsd:restriction base="dms:Text"/>
+      </xsd:simpleType>
+    </xsd:element>
+    <xsd:element name="_activity" ma:index="13" nillable="true" ma:displayName="_activity" ma:hidden="true" ma:internalName="_activity">
+      <xsd:simpleType>
+        <xsd:restriction base="dms:Note"/>
+      </xsd:simpleType>
+    </xsd:element>
+  </xsd:schema>
+  <xsd:schema xmlns="http://schemas.openxmlformats.org/package/2006/metadata/core-properties" xmlns:xsd="http://www.w3.org/2001/XMLSchema" xmlns:xsi="http://www.w3.org/2001/XMLSchema-instance" xmlns:dc="http://purl.org/dc/elements/1.1/" xmlns:dcterms="http://purl.org/dc/terms/" xmlns:odoc="http://schemas.microsoft.com/internal/obd" targetNamespace="http://schemas.openxmlformats.org/package/2006/metadata/core-properties" elementFormDefault="qualified" attributeFormDefault="unqualified" blockDefault="#all">
+    <xsd:import namespace="http://purl.org/dc/elements/1.1/" schemaLocation="http://dublincore.org/schemas/xmls/qdc/2003/04/02/dc.xsd"/>
+    <xsd:import namespace="http://purl.org/dc/terms/" schemaLocation="http://dublincore.org/schemas/xmls/qdc/2003/04/02/dcterms.xsd"/>
+    <xsd:element name="coreProperties" type="CT_coreProperties"/>
+    <xsd:complexType name="CT_coreProperties">
+      <xsd:all>
+        <xsd:element ref="dc:creator" minOccurs="0" maxOccurs="1"/>
+        <xsd:element ref="dcterms:created" minOccurs="0" maxOccurs="1"/>
+        <xsd:element ref="dc:identifier" minOccurs="0" maxOccurs="1"/>
+        <xsd:element name="contentType" minOccurs="0" maxOccurs="1" type="xsd:string" ma:index="0" ma:displayName="Content Type"/>
+        <xsd:element ref="dc:title" minOccurs="0" maxOccurs="1" ma:index="4" ma:displayName="Title"/>
+        <xsd:element ref="dc:subject" minOccurs="0" maxOccurs="1"/>
+        <xsd:element ref="dc:description" minOccurs="0" maxOccurs="1"/>
+        <xsd:element name="keywords" minOccurs="0" maxOccurs="1" type="xsd:string"/>
+        <xsd:element ref="dc:language" minOccurs="0" maxOccurs="1"/>
+        <xsd:element name="category" minOccurs="0" maxOccurs="1" type="xsd:string"/>
+        <xsd:element name="version" minOccurs="0" maxOccurs="1" type="xsd:string"/>
+        <xsd:element name="revision" minOccurs="0" maxOccurs="1" type="xsd:string">
+          <xsd:annotation>
+            <xsd:documentation>
+                        This value indicates the number of saves or revisions. The application is responsible for updating this value after each revision.
+                    </xsd:documentation>
+          </xsd:annotation>
+        </xsd:element>
+        <xsd:element name="lastModifiedBy" minOccurs="0" maxOccurs="1" type="xsd:string"/>
+        <xsd:element ref="dcterms:modified" minOccurs="0" maxOccurs="1"/>
+        <xsd:element name="contentStatus" minOccurs="0" maxOccurs="1" type="xsd:string"/>
+      </xsd:all>
+    </xsd:complexType>
+  </xsd:schema>
+  <xs:schema xmlns:pc="http://schemas.microsoft.com/office/infopath/2007/PartnerControls" xmlns:xs="http://www.w3.org/2001/XMLSchema" targetNamespace="http://schemas.microsoft.com/office/infopath/2007/PartnerControls" elementFormDefault="qualified" attributeFormDefault="unqualified">
+    <xs:element name="Person">
+      <xs:complexType>
+        <xs:sequence>
+          <xs:element ref="pc:DisplayName" minOccurs="0"/>
+          <xs:element ref="pc:AccountId" minOccurs="0"/>
+          <xs:element ref="pc:AccountType" minOccurs="0"/>
+        </xs:sequence>
+      </xs:complexType>
+    </xs:element>
+    <xs:element name="DisplayName" type="xs:string"/>
+    <xs:element name="AccountId" type="xs:string"/>
+    <xs:element name="AccountType" type="xs:string"/>
+    <xs:element name="BDCAssociatedEntity">
+      <xs:complexType>
+        <xs:sequence>
+          <xs:element ref="pc:BDCEntity" minOccurs="0" maxOccurs="unbounded"/>
+        </xs:sequence>
+        <xs:attribute ref="pc:EntityNamespace"/>
+        <xs:attribute ref="pc:EntityName"/>
+        <xs:attribute ref="pc:SystemInstanceName"/>
+        <xs:attribute ref="pc:AssociationName"/>
+      </xs:complexType>
+    </xs:element>
+    <xs:attribute name="EntityNamespace" type="xs:string"/>
+    <xs:attribute name="EntityName" type="xs:string"/>
+    <xs:attribute name="SystemInstanceName" type="xs:string"/>
+    <xs:attribute name="AssociationName" type="xs:string"/>
+    <xs:element name="BDCEntity">
+      <xs:complexType>
+        <xs:sequence>
+          <xs:element ref="pc:EntityDisplayName" minOccurs="0"/>
+          <xs:element ref="pc:EntityInstanceReference" minOccurs="0"/>
+          <xs:element ref="pc:EntityId1" minOccurs="0"/>
+          <xs:element ref="pc:EntityId2" minOccurs="0"/>
+          <xs:element ref="pc:EntityId3" minOccurs="0"/>
+          <xs:element ref="pc:EntityId4" minOccurs="0"/>
+          <xs:element ref="pc:EntityId5" minOccurs="0"/>
+        </xs:sequence>
+      </xs:complexType>
+    </xs:element>
+    <xs:element name="EntityDisplayName" type="xs:string"/>
+    <xs:element name="EntityInstanceReference" type="xs:string"/>
+    <xs:element name="EntityId1" type="xs:string"/>
+    <xs:element name="EntityId2" type="xs:string"/>
+    <xs:element name="EntityId3" type="xs:string"/>
+    <xs:element name="EntityId4" type="xs:string"/>
+    <xs:element name="EntityId5" type="xs:string"/>
+    <xs:element name="Terms">
+      <xs:complexType>
+        <xs:sequence>
+          <xs:element ref="pc:TermInfo" minOccurs="0" maxOccurs="unbounded"/>
+        </xs:sequence>
+      </xs:complexType>
+    </xs:element>
+    <xs:element name="TermInfo">
+      <xs:complexType>
+        <xs:sequence>
+          <xs:element ref="pc:TermName" minOccurs="0"/>
+          <xs:element ref="pc:TermId" minOccurs="0"/>
+        </xs:sequence>
+      </xs:complexType>
+    </xs:element>
+    <xs:element name="TermName" type="xs:string"/>
+    <xs:element name="TermId" type="xs:string"/>
+  </xs:schema>
+</ct:contentTypeSchema>
+</file>
+
+<file path=customXml/item2.xml><?xml version="1.0" encoding="utf-8"?>
+<?mso-contentType ?>
+<FormTemplates xmlns="http://schemas.microsoft.com/sharepoint/v3/contenttype/forms">
+  <Display>DocumentLibraryForm</Display>
+  <Edit>DocumentLibraryForm</Edit>
+  <New>DocumentLibraryForm</New>
+</FormTemplates>
+</file>
+
+<file path=customXml/item3.xml><?xml version="1.0" encoding="utf-8"?>
+<p:properties xmlns:p="http://schemas.microsoft.com/office/2006/metadata/properties" xmlns:xsi="http://www.w3.org/2001/XMLSchema-instance" xmlns:pc="http://schemas.microsoft.com/office/infopath/2007/PartnerControls">
+  <documentManagement>
+    <_activity xmlns="68107622-43a1-49c8-a214-d129ef5e3b8c" xsi:nil="true"/>
+  </documentManagement>
+</p:properties>
+</file>
+
+<file path=customXml/itemProps1.xml><?xml version="1.0" encoding="utf-8"?>
+<ds:datastoreItem xmlns:ds="http://schemas.openxmlformats.org/officeDocument/2006/customXml" ds:itemID="{C4ED0EB2-69EF-41F1-B1C7-0B725D14A7BD}">
+  <ds:schemaRefs>
+    <ds:schemaRef ds:uri="http://schemas.microsoft.com/office/2006/metadata/contentType"/>
+    <ds:schemaRef ds:uri="http://schemas.microsoft.com/office/2006/metadata/properties/metaAttributes"/>
+    <ds:schemaRef ds:uri="http://www.w3.org/2001/XMLSchema"/>
+    <ds:schemaRef ds:uri="http://schemas.microsoft.com/office/2006/metadata/properties"/>
+    <ds:schemaRef ds:uri="68107622-43a1-49c8-a214-d129ef5e3b8c"/>
+    <ds:schemaRef ds:uri="http://schemas.microsoft.com/office/2006/documentManagement/types"/>
+    <ds:schemaRef ds:uri="http://schemas.microsoft.com/office/infopath/2007/PartnerControls"/>
+    <ds:schemaRef ds:uri="http://schemas.openxmlformats.org/package/2006/metadata/core-properties"/>
+    <ds:schemaRef ds:uri="http://purl.org/dc/elements/1.1/"/>
+    <ds:schemaRef ds:uri="http://purl.org/dc/terms/"/>
+    <ds:schemaRef ds:uri="http://schemas.microsoft.com/internal/obd"/>
+  </ds:schemaRefs>
+</ds:datastoreItem>
+</file>
+
+<file path=customXml/itemProps2.xml><?xml version="1.0" encoding="utf-8"?>
+<ds:datastoreItem xmlns:ds="http://schemas.openxmlformats.org/officeDocument/2006/customXml" ds:itemID="{8BE8F11F-4057-4434-A233-B313BF134855}">
+  <ds:schemaRefs>
+    <ds:schemaRef ds:uri="http://schemas.microsoft.com/sharepoint/v3/contenttype/forms"/>
+  </ds:schemaRefs>
+</ds:datastoreItem>
+</file>
+
+<file path=customXml/itemProps3.xml><?xml version="1.0" encoding="utf-8"?>
+<ds:datastoreItem xmlns:ds="http://schemas.openxmlformats.org/officeDocument/2006/customXml" ds:itemID="{A031E719-E81D-4DC9-B367-DC48A97BE808}">
+  <ds:schemaRefs>
+    <ds:schemaRef ds:uri="http://schemas.microsoft.com/office/2006/metadata/properties"/>
+    <ds:schemaRef ds:uri="http://schemas.microsoft.com/office/infopath/2007/PartnerControls"/>
+    <ds:schemaRef ds:uri="68107622-43a1-49c8-a214-d129ef5e3b8c"/>
+  </ds:schemaRefs>
+</ds:datastoreItem>
 </file>